--- a/文档说明/Vue.docx
+++ b/文档说明/Vue.docx
@@ -463,6 +463,14 @@
       </w:r>
     </w:p>
     <w:p>
+      <w:pPr>
+        <w:rPr>
+          <w:rFonts w:hint="eastAsia"/>
+          <w:color w:val="FF0000"/>
+          <w:sz w:val="30"/>
+          <w:szCs w:val="30"/>
+        </w:rPr>
+      </w:pPr>
       <w:r>
         <w:drawing>
           <wp:inline distT="0" distB="0" distL="114300" distR="114300">
@@ -506,6 +514,108 @@
           </wp:inline>
         </w:drawing>
       </w:r>
+      <w:r>
+        <w:br w:type="textWrapping"/>
+      </w:r>
+      <w:r>
+        <w:br w:type="textWrapping"/>
+      </w:r>
+      <w:r>
+        <w:rPr>
+          <w:rFonts w:hint="eastAsia"/>
+          <w:sz w:val="28"/>
+          <w:szCs w:val="28"/>
+          <w:lang w:val="en-US" w:eastAsia="zh-CN"/>
+        </w:rPr>
+        <w:t>选项式api和组合式api的区别：</w:t>
+      </w:r>
+      <w:r>
+        <w:rPr>
+          <w:rFonts w:hint="eastAsia"/>
+          <w:lang w:val="en-US" w:eastAsia="zh-CN"/>
+        </w:rPr>
+        <w:br w:type="textWrapping"/>
+      </w:r>
+      <w:r>
+        <w:drawing>
+          <wp:inline distT="0" distB="0" distL="114300" distR="114300">
+            <wp:extent cx="5041900" cy="2743200"/>
+            <wp:effectExtent l="0" t="0" r="0" b="0"/>
+            <wp:docPr id="8" name="图片 3"/>
+            <wp:cNvGraphicFramePr>
+              <a:graphicFrameLocks xmlns:a="http://schemas.openxmlformats.org/drawingml/2006/main" noChangeAspect="1"/>
+            </wp:cNvGraphicFramePr>
+            <a:graphic xmlns:a="http://schemas.openxmlformats.org/drawingml/2006/main">
+              <a:graphicData uri="http://schemas.openxmlformats.org/drawingml/2006/picture">
+                <pic:pic xmlns:pic="http://schemas.openxmlformats.org/drawingml/2006/picture">
+                  <pic:nvPicPr>
+                    <pic:cNvPr id="8" name="图片 3"/>
+                    <pic:cNvPicPr>
+                      <a:picLocks noChangeAspect="1"/>
+                    </pic:cNvPicPr>
+                  </pic:nvPicPr>
+                  <pic:blipFill>
+                    <a:blip r:embed="rId10"/>
+                    <a:stretch>
+                      <a:fillRect/>
+                    </a:stretch>
+                  </pic:blipFill>
+                  <pic:spPr>
+                    <a:xfrm>
+                      <a:off x="0" y="0"/>
+                      <a:ext cx="5041900" cy="2743200"/>
+                    </a:xfrm>
+                    <a:prstGeom prst="rect">
+                      <a:avLst/>
+                    </a:prstGeom>
+                    <a:noFill/>
+                    <a:ln>
+                      <a:noFill/>
+                    </a:ln>
+                  </pic:spPr>
+                </pic:pic>
+              </a:graphicData>
+            </a:graphic>
+          </wp:inline>
+        </w:drawing>
+      </w:r>
+      <w:r>
+        <w:br w:type="textWrapping"/>
+      </w:r>
+      <w:r>
+        <w:br w:type="textWrapping"/>
+      </w:r>
+      <w:r>
+        <w:rPr>
+          <w:rFonts w:hint="eastAsia"/>
+          <w:color w:val="FF0000"/>
+          <w:sz w:val="30"/>
+          <w:szCs w:val="30"/>
+        </w:rPr>
+        <w:t>普通变量：变了 → 页面不会更新</w:t>
+      </w:r>
+    </w:p>
+    <w:p>
+      <w:pPr>
+        <w:rPr>
+          <w:rFonts w:hint="default" w:eastAsiaTheme="minorEastAsia"/>
+          <w:color w:val="FF0000"/>
+          <w:sz w:val="30"/>
+          <w:szCs w:val="30"/>
+          <w:lang w:val="en-US" w:eastAsia="zh-CN"/>
+        </w:rPr>
+      </w:pPr>
+      <w:r>
+        <w:rPr>
+          <w:rFonts w:hint="eastAsia"/>
+          <w:color w:val="FF0000"/>
+          <w:sz w:val="30"/>
+          <w:szCs w:val="30"/>
+        </w:rPr>
+        <w:t>ref 变量：变了 → 页面自动刷新</w:t>
+      </w:r>
+      <w:bookmarkStart w:id="0" w:name="_GoBack"/>
+      <w:bookmarkEnd w:id="0"/>
     </w:p>
     <w:p>
       <w:pPr>
@@ -545,7 +655,7 @@
         <w:suppressLineNumbers w:val="0"/>
       </w:pPr>
       <w:r>
-        <w:t xml:space="preserve">这是一个非常棒的问题。理清 </w:t>
+        <w:t xml:space="preserve">理清 </w:t>
       </w:r>
       <w:r>
         <w:rPr>
@@ -813,96 +923,15 @@
       </w:r>
       <w:r>
         <w:rPr>
-          <w:rFonts w:hint="eastAsia" w:ascii="黑体" w:hAnsi="黑体" w:eastAsia="黑体" w:cs="黑体"/>
-          <w:sz w:val="32"/>
-          <w:szCs w:val="32"/>
-        </w:rPr>
-        <w:t xml:space="preserve"> </w:t>
-      </w:r>
-      <w:r>
-        <w:rPr>
-          <w:rStyle w:val="6"/>
-          <w:rFonts w:hint="eastAsia" w:ascii="黑体" w:hAnsi="黑体" w:eastAsia="黑体" w:cs="黑体"/>
-          <w:sz w:val="32"/>
-          <w:szCs w:val="32"/>
-        </w:rPr>
-        <w:t>main.js</w:t>
-      </w:r>
-      <w:r>
-        <w:rPr>
-          <w:rFonts w:hint="eastAsia" w:ascii="黑体" w:hAnsi="黑体" w:eastAsia="黑体" w:cs="黑体"/>
-          <w:sz w:val="32"/>
-          <w:szCs w:val="32"/>
-        </w:rPr>
-        <w:t xml:space="preserve"> ➜ 导入 </w:t>
-      </w:r>
-      <w:r>
-        <w:rPr>
-          <w:rStyle w:val="6"/>
-          <w:rFonts w:hint="eastAsia" w:ascii="黑体" w:hAnsi="黑体" w:eastAsia="黑体" w:cs="黑体"/>
-          <w:sz w:val="32"/>
-          <w:szCs w:val="32"/>
-        </w:rPr>
-        <w:t>router</w:t>
-      </w:r>
-      <w:r>
-        <w:rPr>
-          <w:rFonts w:hint="eastAsia" w:ascii="黑体" w:hAnsi="黑体" w:eastAsia="黑体" w:cs="黑体"/>
-          <w:sz w:val="32"/>
-          <w:szCs w:val="32"/>
-        </w:rPr>
-        <w:t xml:space="preserve"> ➜ </w:t>
-      </w:r>
-      <w:r>
-        <w:rPr>
-          <w:rStyle w:val="6"/>
-          <w:rFonts w:hint="eastAsia" w:ascii="黑体" w:hAnsi="黑体" w:eastAsia="黑体" w:cs="黑体"/>
-          <w:sz w:val="32"/>
-          <w:szCs w:val="32"/>
-        </w:rPr>
-        <w:t>router</w:t>
-      </w:r>
-      <w:r>
-        <w:rPr>
-          <w:rFonts w:hint="eastAsia" w:ascii="黑体" w:hAnsi="黑体" w:eastAsia="黑体" w:cs="黑体"/>
-          <w:sz w:val="32"/>
-          <w:szCs w:val="32"/>
-        </w:rPr>
-        <w:t xml:space="preserve"> 里面配置了路径 </w:t>
-      </w:r>
-      <w:r>
-        <w:rPr>
-          <w:rStyle w:val="6"/>
-          <w:rFonts w:hint="eastAsia" w:ascii="黑体" w:hAnsi="黑体" w:eastAsia="黑体" w:cs="黑体"/>
-          <w:sz w:val="32"/>
-          <w:szCs w:val="32"/>
-        </w:rPr>
-        <w:t>/</w:t>
-      </w:r>
-      <w:r>
-        <w:rPr>
-          <w:rFonts w:hint="eastAsia" w:ascii="黑体" w:hAnsi="黑体" w:eastAsia="黑体" w:cs="黑体"/>
-          <w:sz w:val="32"/>
-          <w:szCs w:val="32"/>
-        </w:rPr>
-        <w:t xml:space="preserve"> 对应 </w:t>
-      </w:r>
-      <w:r>
-        <w:rPr>
-          <w:rStyle w:val="6"/>
-          <w:rFonts w:hint="eastAsia" w:ascii="黑体" w:hAnsi="黑体" w:eastAsia="黑体" w:cs="黑体"/>
-          <w:sz w:val="32"/>
-          <w:szCs w:val="32"/>
-        </w:rPr>
-        <w:t>Home.vue</w:t>
-      </w:r>
-      <w:r>
-        <w:rPr>
-          <w:rFonts w:hint="eastAsia" w:ascii="黑体" w:hAnsi="黑体" w:eastAsia="黑体" w:cs="黑体"/>
-          <w:sz w:val="32"/>
-          <w:szCs w:val="32"/>
-        </w:rPr>
-        <w:t>。</w:t>
+          <w:rFonts w:hint="eastAsia"/>
+          <w:b/>
+          <w:bCs/>
+          <w:color w:val="FF0000"/>
+          <w:sz w:val="30"/>
+          <w:szCs w:val="30"/>
+          <w:lang w:val="en-US" w:eastAsia="zh-CN"/>
+        </w:rPr>
+        <w:t>简单来说就是，先看index.html，这里有id为app的div区域，main.js里说明了App.vue会挂载到这个id为app的区域，App.vue里只说了一句话，组件内容听router的，router声明了根地址（/）使用Home.vue这个组件，浏览器里打开local host5173就是根地址。</w:t>
       </w:r>
     </w:p>
     <w:p>
@@ -911,6 +940,7 @@
         <w:keepLines w:val="0"/>
         <w:widowControl/>
         <w:numPr>
+          <w:ilvl w:val="0"/>
           <w:numId w:val="0"/>
         </w:numPr>
         <w:suppressLineNumbers w:val="0"/>
@@ -2615,8 +2645,6 @@
         </w:rPr>
         <w:t>使用引入进来的router js 文件，前面有引用的代码</w:t>
       </w:r>
-      <w:bookmarkStart w:id="0" w:name="_GoBack"/>
-      <w:bookmarkEnd w:id="0"/>
     </w:p>
     <w:p>
       <w:pPr>
@@ -2746,12 +2774,19 @@
     <w:p>
       <w:pPr>
         <w:rPr>
-          <w:rFonts w:hint="default"/>
+          <w:rFonts w:hint="eastAsia"/>
+          <w:lang w:val="en-US" w:eastAsia="zh-CN"/>
+        </w:rPr>
+      </w:pPr>
+      <w:r>
+        <w:rPr>
+          <w:rFonts w:hint="eastAsia"/>
           <w:sz w:val="28"/>
           <w:szCs w:val="28"/>
           <w:lang w:val="en-US" w:eastAsia="zh-CN"/>
         </w:rPr>
-      </w:pPr>
+        <w:t>这个组件要接管原html代码中的id为app的div结构。</w:t>
+      </w:r>
       <w:r>
         <w:rPr>
           <w:rFonts w:hint="eastAsia"/>
@@ -2759,7 +2794,219 @@
           <w:szCs w:val="28"/>
           <w:lang w:val="en-US" w:eastAsia="zh-CN"/>
         </w:rPr>
-        <w:t>这个组件要接管原html代码中的id为app的div结构。</w:t>
+        <w:br w:type="textWrapping"/>
+      </w:r>
+      <w:r>
+        <w:rPr>
+          <w:rFonts w:hint="eastAsia"/>
+          <w:sz w:val="28"/>
+          <w:szCs w:val="28"/>
+          <w:lang w:val="en-US" w:eastAsia="zh-CN"/>
+        </w:rPr>
+        <w:br w:type="textWrapping"/>
+      </w:r>
+      <w:r>
+        <w:rPr>
+          <w:rFonts w:hint="eastAsia"/>
+          <w:sz w:val="28"/>
+          <w:szCs w:val="28"/>
+          <w:lang w:val="en-US" w:eastAsia="zh-CN"/>
+        </w:rPr>
+        <w:t>vue工程化：nodejs基础</w:t>
+      </w:r>
+      <w:r>
+        <w:rPr>
+          <w:rFonts w:hint="eastAsia"/>
+          <w:sz w:val="28"/>
+          <w:szCs w:val="28"/>
+          <w:lang w:val="en-US" w:eastAsia="zh-CN"/>
+        </w:rPr>
+        <w:br w:type="textWrapping"/>
+      </w:r>
+      <w:r>
+        <w:drawing>
+          <wp:inline distT="0" distB="0" distL="114300" distR="114300">
+            <wp:extent cx="3067050" cy="1809750"/>
+            <wp:effectExtent l="0" t="0" r="6350" b="6350"/>
+            <wp:docPr id="7" name="图片 2"/>
+            <wp:cNvGraphicFramePr>
+              <a:graphicFrameLocks xmlns:a="http://schemas.openxmlformats.org/drawingml/2006/main" noChangeAspect="1"/>
+            </wp:cNvGraphicFramePr>
+            <a:graphic xmlns:a="http://schemas.openxmlformats.org/drawingml/2006/main">
+              <a:graphicData uri="http://schemas.openxmlformats.org/drawingml/2006/picture">
+                <pic:pic xmlns:pic="http://schemas.openxmlformats.org/drawingml/2006/picture">
+                  <pic:nvPicPr>
+                    <pic:cNvPr id="7" name="图片 2"/>
+                    <pic:cNvPicPr>
+                      <a:picLocks noChangeAspect="1"/>
+                    </pic:cNvPicPr>
+                  </pic:nvPicPr>
+                  <pic:blipFill>
+                    <a:blip r:embed="rId11"/>
+                    <a:stretch>
+                      <a:fillRect/>
+                    </a:stretch>
+                  </pic:blipFill>
+                  <pic:spPr>
+                    <a:xfrm>
+                      <a:off x="0" y="0"/>
+                      <a:ext cx="3067050" cy="1809750"/>
+                    </a:xfrm>
+                    <a:prstGeom prst="rect">
+                      <a:avLst/>
+                    </a:prstGeom>
+                    <a:noFill/>
+                    <a:ln>
+                      <a:noFill/>
+                    </a:ln>
+                  </pic:spPr>
+                </pic:pic>
+              </a:graphicData>
+            </a:graphic>
+          </wp:inline>
+        </w:drawing>
+      </w:r>
+      <w:r>
+        <w:br w:type="textWrapping"/>
+      </w:r>
+      <w:r>
+        <w:rPr>
+          <w:rFonts w:hint="eastAsia"/>
+          <w:lang w:val="en-US" w:eastAsia="zh-CN"/>
+        </w:rPr>
+        <w:t>项目中具体步骤：</w:t>
+      </w:r>
+      <w:r>
+        <w:rPr>
+          <w:rFonts w:hint="eastAsia"/>
+          <w:lang w:val="en-US" w:eastAsia="zh-CN"/>
+        </w:rPr>
+        <w:br w:type="textWrapping"/>
+      </w:r>
+      <w:r>
+        <w:rPr>
+          <w:rFonts w:hint="eastAsia"/>
+          <w:lang w:val="en-US" w:eastAsia="zh-CN"/>
+        </w:rPr>
+        <w:t>先从启动方式开始。这个项目在 package.json:1 里把 dev 脚本交给了 Vite，所以你访问 localhost:5173 时，其实先命中的是 Vite 开发服务器，不是某个后端页面。</w:t>
+      </w:r>
+    </w:p>
+    <w:p>
+      <w:pPr>
+        <w:rPr>
+          <w:rFonts w:hint="eastAsia"/>
+          <w:lang w:val="en-US" w:eastAsia="zh-CN"/>
+        </w:rPr>
+      </w:pPr>
+      <w:r>
+        <w:rPr>
+          <w:rFonts w:hint="eastAsia"/>
+          <w:lang w:val="en-US" w:eastAsia="zh-CN"/>
+        </w:rPr>
+        <w:t>2. 浏览器真正拿到的第一份文件是 index.html。里面有两个关键东西：一个是 div#app，另一个是把 /src/main.js 作为模块脚本加载进来。也就是说，页面先空着，Vue 再把内容挂到这个 app 容器里。</w:t>
+      </w:r>
+    </w:p>
+    <w:p>
+      <w:pPr>
+        <w:rPr>
+          <w:rFonts w:hint="eastAsia"/>
+          <w:lang w:val="en-US" w:eastAsia="zh-CN"/>
+        </w:rPr>
+      </w:pPr>
+      <w:r>
+        <w:rPr>
+          <w:rFonts w:hint="eastAsia"/>
+          <w:lang w:val="en-US" w:eastAsia="zh-CN"/>
+        </w:rPr>
+        <w:t>3. 接着执行 src/main.js。这里做了四件事：创建 Vue 应用、导入 App、导入路由、注册 Element Plus，最后 app.mount('#app')。这一步就是“把 Vue 程序真正启动起来”。</w:t>
+      </w:r>
+    </w:p>
+    <w:p>
+      <w:pPr>
+        <w:rPr>
+          <w:rFonts w:hint="eastAsia"/>
+          <w:lang w:val="en-US" w:eastAsia="zh-CN"/>
+        </w:rPr>
+      </w:pPr>
+      <w:r>
+        <w:rPr>
+          <w:rFonts w:hint="eastAsia"/>
+          <w:lang w:val="en-US" w:eastAsia="zh-CN"/>
+        </w:rPr>
+        <w:t>4. 然后 Vue 会渲染 src/App.vue。但它里面只有一个 router-view。这个标签的意思很简单：当前地址匹配到哪个页面，就把哪个页面放到这里显示。所以 App.vue 只是总出口，不负责具体内容。</w:t>
+      </w:r>
+    </w:p>
+    <w:p>
+      <w:pPr>
+        <w:rPr>
+          <w:rFonts w:hint="eastAsia"/>
+          <w:lang w:val="en-US" w:eastAsia="zh-CN"/>
+        </w:rPr>
+      </w:pPr>
+      <w:r>
+        <w:rPr>
+          <w:rFonts w:hint="eastAsia"/>
+          <w:lang w:val="en-US" w:eastAsia="zh-CN"/>
+        </w:rPr>
+        <w:t>5. 你访问 localhost:5173 时，URL 实际上是根路径，也就是 /。路由规则在 src/router/index.js 里写着：path 为 / 的时候，显示 Home.vue。因为这里用的是 createWebHistory，所以地址栏里看到的是正常路径，不是带 # 的形式。</w:t>
+      </w:r>
+    </w:p>
+    <w:p>
+      <w:pPr>
+        <w:rPr>
+          <w:rFonts w:hint="eastAsia"/>
+          <w:lang w:val="en-US" w:eastAsia="zh-CN"/>
+        </w:rPr>
+      </w:pPr>
+      <w:r>
+        <w:rPr>
+          <w:rFonts w:hint="eastAsia"/>
+          <w:lang w:val="en-US" w:eastAsia="zh-CN"/>
+        </w:rPr>
+        <w:t>6. 所以最后真正显示出来的是 src/views/Home.vue，不是 App.vue。Home.vue 才是你的首页界面，它里面再继续做顶部栏、导航、主内容区、弹窗这些东西。</w:t>
+      </w:r>
+    </w:p>
+    <w:p>
+      <w:pPr>
+        <w:rPr>
+          <w:rFonts w:hint="default" w:eastAsiaTheme="minorEastAsia"/>
+          <w:sz w:val="28"/>
+          <w:szCs w:val="28"/>
+          <w:lang w:val="en-US" w:eastAsia="zh-CN"/>
+        </w:rPr>
+      </w:pPr>
+      <w:r>
+        <w:rPr>
+          <w:rFonts w:hint="eastAsia"/>
+          <w:lang w:val="en-US" w:eastAsia="zh-CN"/>
+        </w:rPr>
+        <w:t>7. 如果你在 Home.vue 里点“系统介绍”“硬件指引”“管理后台”这些按钮，代码里会用 router.push 去切换地址。地址一变，router-view 就会自动换成对应页面，这就是 Vue 单页应用的核心工作方式。</w:t>
+      </w:r>
+      <w:r>
+        <w:rPr>
+          <w:rFonts w:hint="eastAsia"/>
+          <w:lang w:val="en-US" w:eastAsia="zh-CN"/>
+        </w:rPr>
+        <w:br w:type="textWrapping"/>
+      </w:r>
+      <w:r>
+        <w:rPr>
+          <w:rFonts w:hint="eastAsia"/>
+          <w:lang w:val="en-US" w:eastAsia="zh-CN"/>
+        </w:rPr>
+        <w:br w:type="textWrapping"/>
+      </w:r>
+      <w:r>
+        <w:rPr>
+          <w:rFonts w:hint="eastAsia"/>
+          <w:b/>
+          <w:bCs/>
+          <w:color w:val="FF0000"/>
+          <w:sz w:val="30"/>
+          <w:szCs w:val="30"/>
+          <w:lang w:val="en-US" w:eastAsia="zh-CN"/>
+        </w:rPr>
+        <w:t>简单来说就是，先看index.html，这里有id为app的div区域，main.js里说明了App.vue会挂载到这个id为app的区域，App.vue里只说了一句话，组件内容听router的，router声明了根地址（/）使用Home.vue这个组件，浏览器里打开local host5173就是根地址。</w:t>
       </w:r>
     </w:p>
     <w:sectPr>
@@ -2875,11 +3122,11 @@
     <w:lsdException w:unhideWhenUsed="0" w:uiPriority="0" w:semiHidden="0" w:name="Document Map"/>
     <w:lsdException w:unhideWhenUsed="0" w:uiPriority="0" w:semiHidden="0" w:name="Plain Text"/>
     <w:lsdException w:unhideWhenUsed="0" w:uiPriority="0" w:semiHidden="0" w:name="E-mail Signature"/>
-    <w:lsdException w:unhideWhenUsed="0" w:uiPriority="0" w:semiHidden="0" w:name="Normal (Web)"/>
+    <w:lsdException w:qFormat="1" w:unhideWhenUsed="0" w:uiPriority="0" w:semiHidden="0" w:name="Normal (Web)"/>
     <w:lsdException w:unhideWhenUsed="0" w:uiPriority="0" w:semiHidden="0" w:name="HTML Acronym"/>
     <w:lsdException w:unhideWhenUsed="0" w:uiPriority="0" w:semiHidden="0" w:name="HTML Address"/>
     <w:lsdException w:unhideWhenUsed="0" w:uiPriority="0" w:semiHidden="0" w:name="HTML Cite"/>
-    <w:lsdException w:unhideWhenUsed="0" w:uiPriority="0" w:semiHidden="0" w:name="HTML Code"/>
+    <w:lsdException w:qFormat="1" w:unhideWhenUsed="0" w:uiPriority="0" w:semiHidden="0" w:name="HTML Code"/>
     <w:lsdException w:unhideWhenUsed="0" w:uiPriority="0" w:semiHidden="0" w:name="HTML Definition"/>
     <w:lsdException w:unhideWhenUsed="0" w:uiPriority="0" w:semiHidden="0" w:name="HTML Keyboard"/>
     <w:lsdException w:unhideWhenUsed="0" w:uiPriority="0" w:semiHidden="0" w:name="HTML Preformatted"/>
@@ -3093,6 +3340,7 @@
   <w:style w:type="paragraph" w:styleId="3">
     <w:name w:val="Normal (Web)"/>
     <w:basedOn w:val="1"/>
+    <w:qFormat/>
     <w:uiPriority w:val="0"/>
     <w:pPr>
       <w:spacing w:before="0" w:beforeAutospacing="1" w:after="0" w:afterAutospacing="1"/>
@@ -3108,6 +3356,7 @@
   <w:style w:type="character" w:styleId="6">
     <w:name w:val="HTML Code"/>
     <w:basedOn w:val="5"/>
+    <w:qFormat/>
     <w:uiPriority w:val="0"/>
     <w:rPr>
       <w:rFonts w:ascii="Courier New" w:hAnsi="Courier New"/>
